--- a/pr-preview/pr-248/probability-basics-tracked-changes.docx
+++ b/pr-preview/pr-248/probability-basics-tracked-changes.docx
@@ -16,7 +16,7 @@
       </w:pPr>
       <w:del w:id="1" w:author="PR Preview" w:date="2026-01-01T00:00:00Z">
         <w:r>
-          <w:delText xml:space="preserve">Last modified: 2026-10-23 10:51:13 (PDT)</w:delText>
+          <w:delText xml:space="preserve">Last modified: 2026-10-26 11:59:37 (PDT)</w:delText>
         </w:r>
       </w:del>
     </w:p>
@@ -26,7 +26,7 @@
       </w:pPr>
       <w:ins w:id="2" w:author="PR Preview" w:date="2026-01-01T00:00:00Z">
         <w:r>
-          <w:t xml:space="preserve">Last modified: 2026-10-23 13:20:10 (PDT)</w:t>
+          <w:t xml:space="preserve">Last modified: 2026-10-26 12:25:05 (PDT)</w:t>
         </w:r>
       </w:ins>
     </w:p>
@@ -12539,7 +12539,7 @@
     </w:p>
     <w:bookmarkEnd w:id="67"/>
     <w:bookmarkEnd w:id="68"/>
-    <w:bookmarkStart w:id="91" w:name="conditional-probability"/>
+    <w:bookmarkStart w:id="94" w:name="conditional-probability"/>
     <w:p>
       <w:pPr>
         <w:pStyle w:val="Heading2"/>
@@ -19644,8 +19644,193 @@
         <w:t xml:space="preserve">.</w:t>
       </w:r>
     </w:p>
-    <w:bookmarkEnd w:id="91"/>
-    <w:bookmarkStart w:id="124" w:name="references"/>
+    <w:tbl>
+      <w:tblPr>
+        <w:tblStyle w:val="Table"/>
+        <w:tblLook w:firstRow="0" w:lastRow="0" w:firstColumn="0" w:lastColumn="0" w:noHBand="0" w:noVBand="0" w:val="0000"/>
+        <w:tblBorders>
+          <w:top w:val="single" w:sz="4" w:space="0" w:color="00A047"/>
+          <w:left w:val="single" w:sz="24" w:space="0" w:color="00A047"/>
+          <w:bottom w:val="single" w:sz="4" w:space="0" w:color="00A047"/>
+          <w:right w:val="single" w:sz="4" w:space="0" w:color="00A047"/>
+        </w:tblBorders>
+        <w:tblCellMar>
+          <w:left w:w="144" w:type="dxa"/>
+          <w:right w:w="144" w:type="dxa"/>
+        </w:tblCellMar>
+        <w:tblLook w:firstRow="0" w:lastRow="0" w:firstColumn="0" w:lastColumn="0" w:noHBand="0" w:noVBand="0" w:val="0000"/>
+      </w:tblPr>
+      <w:tr>
+        <w:trPr>
+          <w:cantSplit/>
+        </w:trPr>
+        <w:tc>
+          <w:tcPr>
+            <w:shd w:color="auto" w:fill="ccf1e3" w:val="clear"/>
+            <w:tcMar>
+              <w:top w:w="92" w:type="dxa"/>
+              <w:bottom w:w="92" w:type="dxa"/>
+            </w:tcMar>
+          </w:tcPr>
+          <w:p>
+            <w:pPr>
+              <w:pStyle w:val="BodyText"/>
+            </w:pPr>
+            <w:pPr>
+              <w:spacing w:before="0" w:after="0"/>
+              <w:textAlignment w:val="center"/>
+            </w:pPr>
+            <w:r>
+              <w:drawing>
+                <wp:inline>
+                  <wp:extent cx="152400" cy="152400"/>
+                  <wp:effectExtent b="0" l="0" r="0" t="0"/>
+                  <wp:docPr descr="" title="" id="91" name="Picture"/>
+                  <a:graphic>
+                    <a:graphicData uri="http://schemas.openxmlformats.org/drawingml/2006/picture">
+                      <pic:pic>
+                        <pic:nvPicPr>
+                          <pic:cNvPr descr="/opt/quarto/share/formats/docx/tip.png" id="92" name="Picture"/>
+                          <pic:cNvPicPr>
+                            <a:picLocks noChangeArrowheads="1" noChangeAspect="1"/>
+                          </pic:cNvPicPr>
+                        </pic:nvPicPr>
+                        <pic:blipFill>
+                          <a:blip r:embed="rId81"/>
+                          <a:stretch>
+                            <a:fillRect/>
+                          </a:stretch>
+                        </pic:blipFill>
+                        <pic:spPr bwMode="auto">
+                          <a:xfrm>
+                            <a:off x="0" y="0"/>
+                            <a:ext cx="152400" cy="152400"/>
+                          </a:xfrm>
+                          <a:prstGeom prst="rect">
+                            <a:avLst/>
+                          </a:prstGeom>
+                          <a:noFill/>
+                          <a:ln w="9525">
+                            <a:noFill/>
+                            <a:headEnd/>
+                            <a:tailEnd/>
+                          </a:ln>
+                        </pic:spPr>
+                      </pic:pic>
+                    </a:graphicData>
+                  </a:graphic>
+                </wp:inline>
+              </w:drawing>
+            </w:r>
+            <w:r>
+              <w:t xml:space="preserve"> </w:t>
+            </w:r>
+            <w:r>
+              <w:t xml:space="preserve"> </w:t>
+            </w:r>
+            <w:r>
+              <w:t xml:space="preserve">Another explanation</w:t>
+            </w:r>
+          </w:p>
+        </w:tc>
+      </w:tr>
+      <w:tr>
+        <w:trPr>
+          <w:cantSplit/>
+        </w:trPr>
+        <w:tc>
+          <w:tcPr>
+            <w:tcMar>
+              <w:top w:w="108" w:type="dxa"/>
+              <w:bottom w:w="108" w:type="dxa"/>
+            </w:tcMar>
+          </w:tcPr>
+          <w:p>
+            <w:pPr>
+              <w:pStyle w:val="BodyText"/>
+            </w:pPr>
+            <w:pPr>
+              <w:spacing w:before="16" w:after="16"/>
+            </w:pPr>
+            <w:r>
+              <w:t xml:space="preserve">Lange’s textbook</w:t>
+            </w:r>
+            <w:r>
+              <w:t xml:space="preserve"> </w:t>
+            </w:r>
+            <w:r>
+              <w:t xml:space="preserve">[17]</w:t>
+            </w:r>
+            <w:r>
+              <w:t xml:space="preserve"> </w:t>
+            </w:r>
+            <w:r>
+              <w:t xml:space="preserve">reviews</w:t>
+            </w:r>
+            <w:r>
+              <w:t xml:space="preserve"> </w:t>
+            </w:r>
+            <w:hyperlink w:anchor="def-probability">
+              <w:r>
+                <w:rPr>
+                  <w:rStyle w:val="Hyperlink"/>
+                </w:rPr>
+                <w:t xml:space="preserve">probability</w:t>
+              </w:r>
+            </w:hyperlink>
+            <w:r>
+              <w:t xml:space="preserve"> </w:t>
+            </w:r>
+            <w:r>
+              <w:t xml:space="preserve">and</w:t>
+            </w:r>
+            <w:r>
+              <w:t xml:space="preserve"> </w:t>
+            </w:r>
+            <w:hyperlink r:id="rId93">
+              <w:r>
+                <w:rPr>
+                  <w:rStyle w:val="Hyperlink"/>
+                </w:rPr>
+                <w:t xml:space="preserve">expectation</w:t>
+              </w:r>
+            </w:hyperlink>
+            <w:r>
+              <w:t xml:space="preserve"> </w:t>
+            </w:r>
+            <w:r>
+              <w:t xml:space="preserve">in Section 1.2</w:t>
+            </w:r>
+            <w:r>
+              <w:t xml:space="preserve"> </w:t>
+            </w:r>
+            <w:r>
+              <w:t xml:space="preserve">and</w:t>
+            </w:r>
+            <w:r>
+              <w:t xml:space="preserve"> </w:t>
+            </w:r>
+            <w:hyperlink w:anchor="def-conditional-prob">
+              <w:r>
+                <w:rPr>
+                  <w:rStyle w:val="Hyperlink"/>
+                </w:rPr>
+                <w:t xml:space="preserve">conditional probability</w:t>
+              </w:r>
+            </w:hyperlink>
+            <w:r>
+              <w:t xml:space="preserve"> </w:t>
+            </w:r>
+            <w:r>
+              <w:t xml:space="preserve">in Section 1.3.</w:t>
+            </w:r>
+          </w:p>
+          <w:p/>
+        </w:tc>
+      </w:tr>
+    </w:tbl>
+    <w:bookmarkEnd w:id="94"/>
+    <w:bookmarkStart w:id="129" w:name="references"/>
     <w:p>
       <w:pPr>
         <w:pStyle w:val="Heading2"/>
@@ -19654,8 +19839,8 @@
         <w:t xml:space="preserve">References</w:t>
       </w:r>
     </w:p>
-    <w:bookmarkStart w:id="123" w:name="refs"/>
-    <w:bookmarkStart w:id="93" w:name="X0323630174b5cbd87b45a7fef24ef56ec3bdd6b"/>
+    <w:bookmarkStart w:id="128" w:name="refs"/>
+    <w:bookmarkStart w:id="96" w:name="X0323630174b5cbd87b45a7fef24ef56ec3bdd6b"/>
     <w:p>
       <w:pPr>
         <w:pStyle w:val="Bibliography"/>
@@ -19702,7 +19887,7 @@
       <w:r>
         <w:t xml:space="preserve"> </w:t>
       </w:r>
-      <w:hyperlink r:id="rId92">
+      <w:hyperlink r:id="rId95">
         <w:r>
           <w:rPr>
             <w:rStyle w:val="Hyperlink"/>
@@ -19711,8 +19896,8 @@
         </w:r>
       </w:hyperlink>
     </w:p>
-    <w:bookmarkEnd w:id="93"/>
-    <w:bookmarkStart w:id="95" w:name="ref-wikipedia_sample_space"/>
+    <w:bookmarkEnd w:id="96"/>
+    <w:bookmarkStart w:id="98" w:name="ref-wikipedia_sample_space"/>
     <w:p>
       <w:pPr>
         <w:pStyle w:val="Bibliography"/>
@@ -19759,7 +19944,7 @@
       <w:r>
         <w:t xml:space="preserve"> </w:t>
       </w:r>
-      <w:hyperlink r:id="rId94">
+      <w:hyperlink r:id="rId97">
         <w:r>
           <w:rPr>
             <w:rStyle w:val="Hyperlink"/>
@@ -19768,8 +19953,8 @@
         </w:r>
       </w:hyperlink>
     </w:p>
-    <w:bookmarkEnd w:id="95"/>
-    <w:bookmarkStart w:id="97" w:name="ref-wikipedia_event_probability_theory"/>
+    <w:bookmarkEnd w:id="98"/>
+    <w:bookmarkStart w:id="100" w:name="ref-wikipedia_event_probability_theory"/>
     <w:p>
       <w:pPr>
         <w:pStyle w:val="Bibliography"/>
@@ -19816,7 +20001,7 @@
       <w:r>
         <w:t xml:space="preserve"> </w:t>
       </w:r>
-      <w:hyperlink r:id="rId96">
+      <w:hyperlink r:id="rId99">
         <w:r>
           <w:rPr>
             <w:rStyle w:val="Hyperlink"/>
@@ -19825,8 +20010,8 @@
         </w:r>
       </w:hyperlink>
     </w:p>
-    <w:bookmarkEnd w:id="97"/>
-    <w:bookmarkStart w:id="99" w:name="ref-CaseBerg01"/>
+    <w:bookmarkEnd w:id="100"/>
+    <w:bookmarkStart w:id="102" w:name="ref-CaseBerg01"/>
     <w:p>
       <w:pPr>
         <w:pStyle w:val="Bibliography"/>
@@ -19859,7 +20044,7 @@
       <w:r>
         <w:t xml:space="preserve"> </w:t>
       </w:r>
-      <w:hyperlink r:id="rId98">
+      <w:hyperlink r:id="rId101">
         <w:r>
           <w:rPr>
             <w:rStyle w:val="Hyperlink"/>
@@ -19868,8 +20053,8 @@
         </w:r>
       </w:hyperlink>
     </w:p>
-    <w:bookmarkEnd w:id="99"/>
-    <w:bookmarkStart w:id="101" w:name="ref-wikipedia_probability_space"/>
+    <w:bookmarkEnd w:id="102"/>
+    <w:bookmarkStart w:id="104" w:name="ref-wikipedia_probability_space"/>
     <w:p>
       <w:pPr>
         <w:pStyle w:val="Bibliography"/>
@@ -19916,7 +20101,7 @@
       <w:r>
         <w:t xml:space="preserve"> </w:t>
       </w:r>
-      <w:hyperlink r:id="rId100">
+      <w:hyperlink r:id="rId103">
         <w:r>
           <w:rPr>
             <w:rStyle w:val="Hyperlink"/>
@@ -19925,8 +20110,8 @@
         </w:r>
       </w:hyperlink>
     </w:p>
-    <w:bookmarkEnd w:id="101"/>
-    <w:bookmarkStart w:id="103" w:name="ref-wikipedia_probability_axioms"/>
+    <w:bookmarkEnd w:id="104"/>
+    <w:bookmarkStart w:id="106" w:name="ref-wikipedia_probability_axioms"/>
     <w:p>
       <w:pPr>
         <w:pStyle w:val="Bibliography"/>
@@ -19973,7 +20158,7 @@
       <w:r>
         <w:t xml:space="preserve"> </w:t>
       </w:r>
-      <w:hyperlink r:id="rId102">
+      <w:hyperlink r:id="rId105">
         <w:r>
           <w:rPr>
             <w:rStyle w:val="Hyperlink"/>
@@ -19982,8 +20167,8 @@
         </w:r>
       </w:hyperlink>
     </w:p>
-    <w:bookmarkEnd w:id="103"/>
-    <w:bookmarkStart w:id="105" w:name="ref-wikipedia_odds"/>
+    <w:bookmarkEnd w:id="106"/>
+    <w:bookmarkStart w:id="108" w:name="ref-wikipedia_odds"/>
     <w:p>
       <w:pPr>
         <w:pStyle w:val="Bibliography"/>
@@ -20030,7 +20215,7 @@
       <w:r>
         <w:t xml:space="preserve"> </w:t>
       </w:r>
-      <w:hyperlink r:id="rId104">
+      <w:hyperlink r:id="rId107">
         <w:r>
           <w:rPr>
             <w:rStyle w:val="Hyperlink"/>
@@ -20039,8 +20224,8 @@
         </w:r>
       </w:hyperlink>
     </w:p>
-    <w:bookmarkEnd w:id="105"/>
-    <w:bookmarkStart w:id="107" w:name="ref-wikipedia_logit"/>
+    <w:bookmarkEnd w:id="108"/>
+    <w:bookmarkStart w:id="110" w:name="ref-wikipedia_logit"/>
     <w:p>
       <w:pPr>
         <w:pStyle w:val="Bibliography"/>
@@ -20087,7 +20272,7 @@
       <w:r>
         <w:t xml:space="preserve"> </w:t>
       </w:r>
-      <w:hyperlink r:id="rId106">
+      <w:hyperlink r:id="rId109">
         <w:r>
           <w:rPr>
             <w:rStyle w:val="Hyperlink"/>
@@ -20096,8 +20281,8 @@
         </w:r>
       </w:hyperlink>
     </w:p>
-    <w:bookmarkEnd w:id="107"/>
-    <w:bookmarkStart w:id="109" w:name="ref-wikipedia_conditional_probability"/>
+    <w:bookmarkEnd w:id="110"/>
+    <w:bookmarkStart w:id="112" w:name="ref-wikipedia_conditional_probability"/>
     <w:p>
       <w:pPr>
         <w:pStyle w:val="Bibliography"/>
@@ -20144,7 +20329,7 @@
       <w:r>
         <w:t xml:space="preserve"> </w:t>
       </w:r>
-      <w:hyperlink r:id="rId108">
+      <w:hyperlink r:id="rId111">
         <w:r>
           <w:rPr>
             <w:rStyle w:val="Hyperlink"/>
@@ -20153,8 +20338,8 @@
         </w:r>
       </w:hyperlink>
     </w:p>
-    <w:bookmarkEnd w:id="109"/>
-    <w:bookmarkStart w:id="111" w:name="ref-ross-probsim"/>
+    <w:bookmarkEnd w:id="112"/>
+    <w:bookmarkStart w:id="114" w:name="ref-ross-probsim"/>
     <w:p>
       <w:pPr>
         <w:pStyle w:val="Bibliography"/>
@@ -20186,7 +20371,7 @@
       <w:r>
         <w:t xml:space="preserve"> </w:t>
       </w:r>
-      <w:hyperlink r:id="rId110">
+      <w:hyperlink r:id="rId113">
         <w:r>
           <w:rPr>
             <w:rStyle w:val="Hyperlink"/>
@@ -20195,8 +20380,8 @@
         </w:r>
       </w:hyperlink>
     </w:p>
-    <w:bookmarkEnd w:id="111"/>
-    <w:bookmarkStart w:id="113" w:name="ref-wikipedia_law_of_total_probability"/>
+    <w:bookmarkEnd w:id="114"/>
+    <w:bookmarkStart w:id="116" w:name="ref-wikipedia_law_of_total_probability"/>
     <w:p>
       <w:pPr>
         <w:pStyle w:val="Bibliography"/>
@@ -20243,7 +20428,7 @@
       <w:r>
         <w:t xml:space="preserve"> </w:t>
       </w:r>
-      <w:hyperlink r:id="rId112">
+      <w:hyperlink r:id="rId115">
         <w:r>
           <w:rPr>
             <w:rStyle w:val="Hyperlink"/>
@@ -20252,8 +20437,8 @@
         </w:r>
       </w:hyperlink>
     </w:p>
-    <w:bookmarkEnd w:id="113"/>
-    <w:bookmarkStart w:id="115" w:name="ref-wikipedia_bayes_theorem"/>
+    <w:bookmarkEnd w:id="116"/>
+    <w:bookmarkStart w:id="118" w:name="ref-wikipedia_bayes_theorem"/>
     <w:p>
       <w:pPr>
         <w:pStyle w:val="Bibliography"/>
@@ -20300,7 +20485,7 @@
       <w:r>
         <w:t xml:space="preserve"> </w:t>
       </w:r>
-      <w:hyperlink r:id="rId114">
+      <w:hyperlink r:id="rId117">
         <w:r>
           <w:rPr>
             <w:rStyle w:val="Hyperlink"/>
@@ -20309,8 +20494,8 @@
         </w:r>
       </w:hyperlink>
     </w:p>
-    <w:bookmarkEnd w:id="115"/>
-    <w:bookmarkStart w:id="116" w:name="ref-hutchinson2024data471"/>
+    <w:bookmarkEnd w:id="118"/>
+    <w:bookmarkStart w:id="119" w:name="ref-hutchinson2024data471"/>
     <w:p>
       <w:pPr>
         <w:pStyle w:val="Bibliography"/>
@@ -20349,8 +20534,8 @@
         <w:t xml:space="preserve">Western Washington University, 2024.</w:t>
       </w:r>
     </w:p>
-    <w:bookmarkEnd w:id="116"/>
-    <w:bookmarkStart w:id="118" w:name="ref-wikipedia_base_rate_fallacy"/>
+    <w:bookmarkEnd w:id="119"/>
+    <w:bookmarkStart w:id="121" w:name="ref-wikipedia_base_rate_fallacy"/>
     <w:p>
       <w:pPr>
         <w:pStyle w:val="Bibliography"/>
@@ -20397,7 +20582,7 @@
       <w:r>
         <w:t xml:space="preserve"> </w:t>
       </w:r>
-      <w:hyperlink r:id="rId117">
+      <w:hyperlink r:id="rId120">
         <w:r>
           <w:rPr>
             <w:rStyle w:val="Hyperlink"/>
@@ -20406,8 +20591,8 @@
         </w:r>
       </w:hyperlink>
     </w:p>
-    <w:bookmarkEnd w:id="118"/>
-    <w:bookmarkStart w:id="120" w:name="ref-hutchinson_wwu_ml_videos"/>
+    <w:bookmarkEnd w:id="121"/>
+    <w:bookmarkStart w:id="123" w:name="ref-hutchinson_wwu_ml_videos"/>
     <w:p>
       <w:pPr>
         <w:pStyle w:val="Bibliography"/>
@@ -20460,7 +20645,7 @@
       <w:r>
         <w:t xml:space="preserve"> </w:t>
       </w:r>
-      <w:hyperlink r:id="rId119">
+      <w:hyperlink r:id="rId122">
         <w:r>
           <w:rPr>
             <w:rStyle w:val="Hyperlink"/>
@@ -20469,8 +20654,8 @@
         </w:r>
       </w:hyperlink>
     </w:p>
-    <w:bookmarkEnd w:id="120"/>
-    <w:bookmarkStart w:id="122" w:name="ref-fiveminuteai_probstat"/>
+    <w:bookmarkEnd w:id="123"/>
+    <w:bookmarkStart w:id="125" w:name="ref-fiveminuteai_probstat"/>
     <w:p>
       <w:pPr>
         <w:pStyle w:val="Bibliography"/>
@@ -20502,7 +20687,7 @@
       <w:r>
         <w:t xml:space="preserve"> </w:t>
       </w:r>
-      <w:hyperlink r:id="rId121">
+      <w:hyperlink r:id="rId124">
         <w:r>
           <w:rPr>
             <w:rStyle w:val="Hyperlink"/>
@@ -20511,9 +20696,55 @@
         </w:r>
       </w:hyperlink>
     </w:p>
-    <w:bookmarkEnd w:id="122"/>
-    <w:bookmarkEnd w:id="123"/>
-    <w:bookmarkEnd w:id="124"/>
+    <w:bookmarkEnd w:id="125"/>
+    <w:bookmarkStart w:id="127" w:name="ref-lange2024applied"/>
+    <w:p>
+      <w:pPr>
+        <w:pStyle w:val="Bibliography"/>
+      </w:pPr>
+      <w:r>
+        <w:t xml:space="preserve">[17]</w:t>
+      </w:r>
+      <w:r>
+        <w:t xml:space="preserve"> </w:t>
+      </w:r>
+      <w:r>
+        <w:t xml:space="preserve">	</w:t>
+      </w:r>
+      <w:r>
+        <w:t xml:space="preserve">K. Lange,</w:t>
+      </w:r>
+      <w:r>
+        <w:t xml:space="preserve"> </w:t>
+      </w:r>
+      <w:r>
+        <w:rPr>
+          <w:i/>
+          <w:iCs/>
+        </w:rPr>
+        <w:t xml:space="preserve">Applied probability</w:t>
+      </w:r>
+      <w:r>
+        <w:t xml:space="preserve">, 3rd ed. in Springer texts in statistics. Springer, 2024. doi:</w:t>
+      </w:r>
+      <w:r>
+        <w:t xml:space="preserve"> </w:t>
+      </w:r>
+      <w:hyperlink r:id="rId126">
+        <w:r>
+          <w:rPr>
+            <w:rStyle w:val="Hyperlink"/>
+          </w:rPr>
+          <w:t xml:space="preserve">10.1007/978-1-0716-4172-9</w:t>
+        </w:r>
+      </w:hyperlink>
+      <w:r>
+        <w:t xml:space="preserve">.</w:t>
+      </w:r>
+    </w:p>
+    <w:bookmarkEnd w:id="127"/>
+    <w:bookmarkEnd w:id="128"/>
+    <w:bookmarkEnd w:id="129"/>
     <w:sectPr>
       <w:footnotePr>
         <w:numRestart w:val="eachSect"/>
